--- a/templates/W3-62-10D.docx
+++ b/templates/W3-62-10D.docx
@@ -127,7 +127,7 @@
         <w:rPr>
           <w:rFonts w:ascii="標楷體" w:eastAsia="標楷體" w:hint="eastAsia"/>
         </w:rPr>
-        <w:t>□初檢 □複檢</w:t>
+        <w:t>{{FIRSTCK}}初檢 {{RECK}}複檢</w:t>
       </w:r>
     </w:p>
     <w:tbl>

--- a/templates/W3-62-10D.docx
+++ b/templates/W3-62-10D.docx
@@ -67,7 +67,7 @@
                 <w:b/>
                 <w:sz w:val="28"/>
               </w:rPr>
-              <w:t>□竣工</w:t>
+              <w:t>{{CKBOXC}}竣工</w:t>
             </w:r>
           </w:p>
           <w:p>
@@ -85,7 +85,7 @@
                 <w:b/>
                 <w:sz w:val="28"/>
               </w:rPr>
-              <w:t>□重新</w:t>
+              <w:t>{{CKBOXR}}重新</w:t>
             </w:r>
           </w:p>
         </w:tc>

--- a/templates/W3-62-10D.docx
+++ b/templates/W3-62-10D.docx
@@ -5554,7 +5554,7 @@
                 <w:sz w:val="20"/>
                 <w:szCs w:val="20"/>
               </w:rPr>
-              <w:t>□ 1.檢查結果 □合格 □不合格 □限制合格 □未備妥 □程序不符。</w:t>
+              <w:t>■ 1.檢查結果 □合格 □不合格 □限制合格 □未備妥 □程序不符。</w:t>
             </w:r>
           </w:p>
           <w:p>

--- a/templates/W3-62-10D.docx
+++ b/templates/W3-62-10D.docx
@@ -43,7 +43,7 @@
                 <w:sz w:val="28"/>
                 <w:szCs w:val="28"/>
               </w:rPr>
-              <w:t xml:space="preserve">( {{ORG}} )高壓氣體特定設備</w:t>
+              <w:t xml:space="preserve">{{ORG}}高壓氣體特定設備</w:t>
             </w:r>
           </w:p>
         </w:tc>

--- a/templates/W3-62-10D.docx
+++ b/templates/W3-62-10D.docx
@@ -43,7 +43,9 @@
                 <w:sz w:val="28"/>
                 <w:szCs w:val="28"/>
               </w:rPr>
-              <w:t xml:space="preserve">{{ORG}}高壓氣體特定設備</w:t>
+              <w:t xml:space="preserve">{{ORG}}</w:t>
+              <w:br/>
+              <w:t xml:space="preserve">高壓氣體特定設備</w:t>
             </w:r>
           </w:p>
         </w:tc>
